--- a/examples/datasets/doc/14-emissions.docx
+++ b/examples/datasets/doc/14-emissions.docx
@@ -752,7 +752,7 @@
               <a:graphicData uri="http://schemas.openxmlformats.org/drawingml/2006/picture">
                 <pic:pic>
                   <pic:nvPicPr>
-                    <pic:cNvPr descr="/home/gpca/tspredit/examples/datasets/doc/14-emissions_files/6dfd5e6fef4cd0f3809013a6b48a7b8ece7dd4df.png" id="13" name="Picture"/>
+                    <pic:cNvPr descr="C:\Git\cefet-rj-dal\tspredit\examples\datasets\doc\14-emissions_files/d7584728c20404d16a361f9fe8043cf172c033a1.png" id="13" name="Picture"/>
                     <pic:cNvPicPr>
                       <a:picLocks noChangeArrowheads="1" noChangeAspect="1"/>
                     </pic:cNvPicPr>

--- a/examples/datasets/doc/14-emissions.docx
+++ b/examples/datasets/doc/14-emissions.docx
@@ -62,7 +62,7 @@
       </w:r>
     </w:p>
     <w:bookmarkEnd w:id="10"/>
-    <w:bookmarkStart w:id="14" w:name="what-you-will-do"/>
+    <w:bookmarkStart w:id="11" w:name="what-you-will-do"/>
     <w:p>
       <w:pPr>
         <w:pStyle w:val="Heading2"/>
@@ -742,51 +742,9 @@
       <w:pPr>
         <w:pStyle w:val="FirstParagraph"/>
       </w:pPr>
-      <w:r>
-        <w:drawing>
-          <wp:inline>
-            <wp:extent cx="4620126" cy="3696101"/>
-            <wp:effectExtent b="0" l="0" r="0" t="0"/>
-            <wp:docPr descr="" title="" id="12" name="Picture"/>
-            <a:graphic>
-              <a:graphicData uri="http://schemas.openxmlformats.org/drawingml/2006/picture">
-                <pic:pic>
-                  <pic:nvPicPr>
-                    <pic:cNvPr descr="C:\Git\cefet-rj-dal\tspredit\examples\datasets\doc\14-emissions_files/d7584728c20404d16a361f9fe8043cf172c033a1.png" id="13" name="Picture"/>
-                    <pic:cNvPicPr>
-                      <a:picLocks noChangeArrowheads="1" noChangeAspect="1"/>
-                    </pic:cNvPicPr>
-                  </pic:nvPicPr>
-                  <pic:blipFill>
-                    <a:blip r:embed="rId11"/>
-                    <a:stretch>
-                      <a:fillRect/>
-                    </a:stretch>
-                  </pic:blipFill>
-                  <pic:spPr bwMode="auto">
-                    <a:xfrm>
-                      <a:off x="0" y="0"/>
-                      <a:ext cx="4620126" cy="3696101"/>
-                    </a:xfrm>
-                    <a:prstGeom prst="rect">
-                      <a:avLst/>
-                    </a:prstGeom>
-                    <a:noFill/>
-                    <a:ln w="9525">
-                      <a:noFill/>
-                      <a:headEnd/>
-                      <a:tailEnd/>
-                    </a:ln>
-                  </pic:spPr>
-                </pic:pic>
-              </a:graphicData>
-            </a:graphic>
-          </wp:inline>
-        </w:drawing>
-      </w:r>
-    </w:p>
-    <w:bookmarkEnd w:id="14"/>
-    <w:bookmarkStart w:id="15" w:name="references"/>
+    </w:p>
+    <w:bookmarkEnd w:id="11"/>
+    <w:bookmarkStart w:id="12" w:name="references"/>
     <w:p>
       <w:pPr>
         <w:pStyle w:val="Heading2"/>
@@ -807,7 +765,7 @@
         <w:t xml:space="preserve">FAOSTAT Emissions Totals.</w:t>
       </w:r>
     </w:p>
-    <w:bookmarkEnd w:id="15"/>
+    <w:bookmarkEnd w:id="12"/>
     <w:sectPr>
       <w:footnotePr>
         <w:numRestart w:val="eachSect"/>

--- a/examples/datasets/doc/14-emissions.docx
+++ b/examples/datasets/doc/14-emissions.docx
@@ -62,7 +62,7 @@
       </w:r>
     </w:p>
     <w:bookmarkEnd w:id="10"/>
-    <w:bookmarkStart w:id="11" w:name="what-you-will-do"/>
+    <w:bookmarkStart w:id="14" w:name="what-you-will-do"/>
     <w:p>
       <w:pPr>
         <w:pStyle w:val="Heading2"/>
@@ -742,9 +742,51 @@
       <w:pPr>
         <w:pStyle w:val="FirstParagraph"/>
       </w:pPr>
-    </w:p>
-    <w:bookmarkEnd w:id="11"/>
-    <w:bookmarkStart w:id="12" w:name="references"/>
+      <w:r>
+        <w:drawing>
+          <wp:inline>
+            <wp:extent cx="4620126" cy="3696101"/>
+            <wp:effectExtent b="0" l="0" r="0" t="0"/>
+            <wp:docPr descr="" title="" id="12" name="Picture"/>
+            <a:graphic>
+              <a:graphicData uri="http://schemas.openxmlformats.org/drawingml/2006/picture">
+                <pic:pic>
+                  <pic:nvPicPr>
+                    <pic:cNvPr descr="C:\Git\dal\tspredit\examples\datasets\doc\14-emissions_files/d7584728c20404d16a361f9fe8043cf172c033a1.png" id="13" name="Picture"/>
+                    <pic:cNvPicPr>
+                      <a:picLocks noChangeArrowheads="1" noChangeAspect="1"/>
+                    </pic:cNvPicPr>
+                  </pic:nvPicPr>
+                  <pic:blipFill>
+                    <a:blip r:embed="rId11"/>
+                    <a:stretch>
+                      <a:fillRect/>
+                    </a:stretch>
+                  </pic:blipFill>
+                  <pic:spPr bwMode="auto">
+                    <a:xfrm>
+                      <a:off x="0" y="0"/>
+                      <a:ext cx="4620126" cy="3696101"/>
+                    </a:xfrm>
+                    <a:prstGeom prst="rect">
+                      <a:avLst/>
+                    </a:prstGeom>
+                    <a:noFill/>
+                    <a:ln w="9525">
+                      <a:noFill/>
+                      <a:headEnd/>
+                      <a:tailEnd/>
+                    </a:ln>
+                  </pic:spPr>
+                </pic:pic>
+              </a:graphicData>
+            </a:graphic>
+          </wp:inline>
+        </w:drawing>
+      </w:r>
+    </w:p>
+    <w:bookmarkEnd w:id="14"/>
+    <w:bookmarkStart w:id="15" w:name="references"/>
     <w:p>
       <w:pPr>
         <w:pStyle w:val="Heading2"/>
@@ -765,7 +807,7 @@
         <w:t xml:space="preserve">FAOSTAT Emissions Totals.</w:t>
       </w:r>
     </w:p>
-    <w:bookmarkEnd w:id="12"/>
+    <w:bookmarkEnd w:id="15"/>
     <w:sectPr>
       <w:footnotePr>
         <w:numRestart w:val="eachSect"/>

--- a/examples/datasets/doc/14-emissions.docx
+++ b/examples/datasets/doc/14-emissions.docx
@@ -752,7 +752,7 @@
               <a:graphicData uri="http://schemas.openxmlformats.org/drawingml/2006/picture">
                 <pic:pic>
                   <pic:nvPicPr>
-                    <pic:cNvPr descr="C:\Git\dal\tspredit\examples\datasets\doc\14-emissions_files/d7584728c20404d16a361f9fe8043cf172c033a1.png" id="13" name="Picture"/>
+                    <pic:cNvPr descr="/home/gpca/tspredit/examples/datasets/doc/14-emissions_files/6dfd5e6fef4cd0f3809013a6b48a7b8ece7dd4df.png" id="13" name="Picture"/>
                     <pic:cNvPicPr>
                       <a:picLocks noChangeArrowheads="1" noChangeAspect="1"/>
                     </pic:cNvPicPr>
